--- a/deliverables/ethics/AQP_GDPR_Subject_Receipt_Form_v1.docx
+++ b/deliverables/ethics/AQP_GDPR_Subject_Receipt_Form_v1.docx
@@ -48,7 +48,7 @@
         <w:rPr>
           <w:rFonts w:ascii="Calibri" w:hAnsi="Calibri"/>
         </w:rPr>
-        <w:br/>
+        <w:t xml:space="preserve"> </w:t>
       </w:r>
       <w:r>
         <w:rPr>
@@ -74,7 +74,7 @@
         <w:rPr>
           <w:rFonts w:ascii="Calibri" w:hAnsi="Calibri"/>
         </w:rPr>
-        <w:br/>
+        <w:t xml:space="preserve"> </w:t>
       </w:r>
       <w:r>
         <w:rPr>
@@ -100,7 +100,7 @@
         <w:rPr>
           <w:rFonts w:ascii="Calibri" w:hAnsi="Calibri"/>
         </w:rPr>
-        <w:br/>
+        <w:t xml:space="preserve"> </w:t>
       </w:r>
       <w:r>
         <w:rPr>
@@ -126,7 +126,7 @@
         <w:rPr>
           <w:rFonts w:ascii="Calibri" w:hAnsi="Calibri"/>
         </w:rPr>
-        <w:br/>
+        <w:t xml:space="preserve"> </w:t>
       </w:r>
       <w:r>
         <w:rPr>
